--- a/resources/eligibility-criteria-template.docx
+++ b/resources/eligibility-criteria-template.docx
@@ -451,7 +451,7 @@
                 <w:rFonts w:ascii="Times New Roman" w:hAnsi="Times New Roman"/>
                 <w:sz w:val="22"/>
               </w:rPr>
-              <w:t>Appropriate class of registration as per existing G.O.s in Telangana State.</w:t>
+              <w:t>{{Class of Registration}}</w:t>
             </w:r>
           </w:p>
         </w:tc>
@@ -488,7 +488,7 @@
                 <w:rFonts w:ascii="Times New Roman" w:hAnsi="Times New Roman"/>
                 <w:sz w:val="22"/>
               </w:rPr>
-              <w:t>Rs.{{EMD 1%}} /- in form of Online payment/BG (Valid for 6 Months)/ Challan in favour of Commissioner, {{Corporation}} from any Nationalized/ Commercial Scheduled Banks only.</w:t>
+              <w:t>Rs.{{EMD 1%}} /- in form of Online payment/BG (Valid for {{EMD Validity}})/ Challan in favour of Commissioner, {{Corporation}} from any Nationalized/ Commercial Scheduled Banks only.</w:t>
             </w:r>
           </w:p>
         </w:tc>
@@ -562,7 +562,7 @@
                 <w:rFonts w:ascii="Times New Roman" w:hAnsi="Times New Roman"/>
                 <w:sz w:val="22"/>
               </w:rPr>
-              <w:t>Not less than Rs.{{ECV Lakhs}} Lakhs from Nationalized Banks/ Scheduled Commercial Banks. Validity of solvency certificate shall be 1 year from the date of issue.</w:t>
+              <w:t>Not less than Rs.{{ECV Lakhs}} Lakhs from Nationalized Banks/ Scheduled Commercial Banks. Validity of solvency certificate shall be {{Solvency Validity}} from the date of issue.</w:t>
             </w:r>
           </w:p>
         </w:tc>
@@ -599,19 +599,19 @@
                 <w:rFonts w:ascii="Times New Roman" w:hAnsi="Times New Roman"/>
                 <w:sz w:val="22"/>
               </w:rPr>
-              <w:t>Graduate Engineer (Civil) - 1 No.</w:t>
-            </w:r>
-          </w:p>
-          <w:p>
-            <w:pPr>
-              <w:spacing w:after="0"/>
-            </w:pPr>
-            <w:r>
-              <w:rPr>
-                <w:rFonts w:ascii="Times New Roman" w:hAnsi="Times New Roman"/>
-                <w:sz w:val="22"/>
-              </w:rPr>
-              <w:t>Diploma Engineer (Civil) – 2 Nos.</w:t>
+              <w:t>Graduate Engineer (Civil) - {{Graduate Engineers}}</w:t>
+            </w:r>
+          </w:p>
+          <w:p>
+            <w:pPr>
+              <w:spacing w:after="0"/>
+            </w:pPr>
+            <w:r>
+              <w:rPr>
+                <w:rFonts w:ascii="Times New Roman" w:hAnsi="Times New Roman"/>
+                <w:sz w:val="22"/>
+              </w:rPr>
+              <w:t>Diploma Engineer (Civil) – {{Diploma Engineers}}</w:t>
             </w:r>
           </w:p>
         </w:tc>
@@ -660,31 +660,31 @@
                 <w:rFonts w:ascii="Times New Roman" w:hAnsi="Times New Roman"/>
                 <w:sz w:val="22"/>
               </w:rPr>
-              <w:t>Tipper</w:t>
-            </w:r>
-          </w:p>
-          <w:p>
-            <w:pPr>
-              <w:spacing w:after="0"/>
-            </w:pPr>
-            <w:r>
-              <w:rPr>
-                <w:rFonts w:ascii="Times New Roman" w:hAnsi="Times New Roman"/>
-                <w:sz w:val="22"/>
-              </w:rPr>
-              <w:t>Hydraulic Excavator</w:t>
-            </w:r>
-          </w:p>
-          <w:p>
-            <w:pPr>
-              <w:spacing w:after="0"/>
-            </w:pPr>
-            <w:r>
-              <w:rPr>
-                <w:rFonts w:ascii="Times New Roman" w:hAnsi="Times New Roman"/>
-                <w:sz w:val="22"/>
-              </w:rPr>
-              <w:t>Water tanker</w:t>
+              <w:t>{{Equipment 1}}</w:t>
+            </w:r>
+          </w:p>
+          <w:p>
+            <w:pPr>
+              <w:spacing w:after="0"/>
+            </w:pPr>
+            <w:r>
+              <w:rPr>
+                <w:rFonts w:ascii="Times New Roman" w:hAnsi="Times New Roman"/>
+                <w:sz w:val="22"/>
+              </w:rPr>
+              <w:t>{{Equipment 2}}</w:t>
+            </w:r>
+          </w:p>
+          <w:p>
+            <w:pPr>
+              <w:spacing w:after="0"/>
+            </w:pPr>
+            <w:r>
+              <w:rPr>
+                <w:rFonts w:ascii="Times New Roman" w:hAnsi="Times New Roman"/>
+                <w:sz w:val="22"/>
+              </w:rPr>
+              <w:t>{{Equipment 3}}</w:t>
             </w:r>
           </w:p>
           <w:p>
@@ -920,7 +920,7 @@
           <w:sz-cs w:val="22"/>
           <w:b/>
         </w:rPr>
-        <w:t xml:space="preserve">66</w:t>
+        <w:t xml:space="preserve">{{GO MS No}}</w:t>
       </w:r>
       <w:r>
         <w:rPr>
